--- a/docs/СмешновПЗ_дополнен.docx
+++ b/docs/СмешновПЗ_дополнен.docx
@@ -8014,7 +8014,7 @@
         <w:rPr>
           <w:lang w:val="ru-RU"/>
         </w:rPr>
-        <w:t>Структура приложения построена на основе компонента Shell, обеспечивающего управление маршрутами навигации, и страницы основного раздела (MainPage), представляющей собой контейнер с тремя вкладками: «Семья», «Меню» и «Профиль». Подобная организация интерфейса соответствует распространённой парадигме построения мобильных приложений, при которой ключевые функциональные области доступны пользователю в один тап, без углублённой навигации по иерархии разделов.</w:t>
+        <w:t xml:space="preserve">Структура приложения построена на основе компонента Shell, обеспечивающего управление маршрутами навигации, и страницы MainPage с тремя вкладками: «Семья», «Меню» и «Профиль». Подобная организация интерфейса делает ключевые функциональные области доступными в один тап.</w:t>
       </w:r>
     </w:p>
     <w:p>
@@ -9560,63 +9560,49 @@
         <w:rPr>
           <w:lang w:val="ru-RU"/>
         </w:rPr>
-        <w:t xml:space="preserve">Цветовое оформление приложения выполнено в бирюзово-зелёной гамме с использованием базового цвета 1F744D и сопутствующих оттенков. Дополнительно поддерживается светлая и тёмная цветовая тема, переключение </w:t>
-      </w:r>
-      <w:r>
-        <w:rPr>
-          <w:lang w:val="ru-RU"/>
-        </w:rPr>
-        <w:lastRenderedPageBreak/>
-        <w:t>которой выполняется средствами механизма AppThemeBinding и обеспечивает удобство восприятия приложения в различных условиях освещённости. Все управляющие элементы оформлены в едином стиле: используются скруглённые углы, мягкие тени и достаточный размер сенсорных областей, что повышает удобство работы с приложением на мобильных устройствах.</w:t>
-      </w:r>
-    </w:p>
-    <w:p>
-      <w:pPr>
-        <w:pStyle w:val="a8"/>
-        <w:rPr>
-          <w:lang w:val="ru-RU"/>
-        </w:rPr>
-      </w:pPr>
-      <w:r>
-        <w:rPr>
-          <w:lang w:val="ru-RU"/>
-        </w:rPr>
-        <w:t>С точки зрения внутренней архитектуры приложение разделено на три функциональные области: авторизационную, прикладную и настроечную. Авторизационная область объединяет страницы SignInPage и SignUpPage с соответствующими моделями представления и сервисом AuthService. Прикладная область содержит страницы FamilyPage, MenuPage, SubcategoriesPage, PlatePage, CreateFamilyPage, JoinFamilyPage и связанные с ними сервисы FamilyService, MembershipService, FamilyMemberControlService, CategoryService, SubcategoryService, DishService и PlateService. Настроечная область включает страницы ProfilePage, EditFamilyPage и AvatarPickerPage. Сервисы CurrentUserService и CurrentFamilyService являются сервисами уровня приложения и хранят сведения о текущем пользователе и активной семейной группе, что обеспечивает совместное использование указанных сведений всеми моделями представления без повторного обращения к облачному хранилищу.</w:t>
-      </w:r>
-    </w:p>
-    <w:p>
-      <w:pPr>
-        <w:pStyle w:val="a8"/>
-        <w:rPr>
-          <w:lang w:val="ru-RU"/>
-        </w:rPr>
-      </w:pPr>
-      <w:r>
-        <w:rPr>
-          <w:lang w:val="ru-RU"/>
-        </w:rPr>
-        <w:t>Регистрация всех сервисов, моделей представления и страниц выполняется в файле MauiProgram.cs с использованием встроенного контейнера внедрения зависимостей платформы .NET. Сервисы регистрируются как одиночные (singleton) либо как создаваемые по запросу (transient) в зависимости от их назначения. Подобный подход обеспечивает централизованное управление жизненным циклом компонентов приложения и упрощает последующее расширение функциональных возможностей.</w:t>
-      </w:r>
-    </w:p>
-    <w:p>
-      <w:pPr>
-        <w:pStyle w:val="a8"/>
-        <w:rPr>
-          <w:lang w:val="ru-RU"/>
-        </w:rPr>
-      </w:pPr>
-      <w:r>
-        <w:rPr>
-          <w:lang w:val="ru-RU"/>
-        </w:rPr>
-        <w:t xml:space="preserve">Таким образом, разработанное мобильное приложение «EatTogether» представляет собой кроссплатформенное программное средство, обеспечивающее полный цикл коллективного планирования семейного меню: от регистрации пользователя и создания семейной группы до формирования персональных тарелок и обработки запросов на приготовление. Совокупность реализованных </w:t>
-      </w:r>
-      <w:r>
-        <w:rPr>
-          <w:lang w:val="ru-RU"/>
-        </w:rPr>
-        <w:lastRenderedPageBreak/>
-        <w:t>функциональных возможностей соответствует поставленной задаче и удовлетворяет требованиям, сформулированным в подразделе 2.1.1.</w:t>
+        <w:t xml:space="preserve">Цветовое оформление приложения выполнено в бирюзово-зелёной гамме с базовым цветом 1F744D. Поддерживается светлая и тёмная цветовая тема, переключаемая средствами AppThemeBinding. Управляющие элементы оформлены в едином стиле: скруглённые углы, мягкие тени и достаточный размер сенсорных областей.</w:t>
+      </w:r>
+    </w:p>
+    <w:p>
+      <w:pPr>
+        <w:pStyle w:val="a8"/>
+        <w:rPr>
+          <w:lang w:val="ru-RU"/>
+        </w:rPr>
+      </w:pPr>
+      <w:r>
+        <w:rPr>
+          <w:lang w:val="ru-RU"/>
+        </w:rPr>
+        <w:t xml:space="preserve">С точки зрения внутренней архитектуры приложение разделено на три функциональные области: авторизационную (страницы SignInPage, SignUpPage и сервис AuthService), прикладную (страницы FamilyPage, MenuPage, SubcategoriesPage, PlatePage, CreateFamilyPage, JoinFamilyPage и связанные с ними сервисы) и настроечную (ProfilePage, EditFamilyPage, AvatarPickerPage). Сервисы CurrentUserService и CurrentFamilyService хранят сведения о текущем пользователе и активной семейной группе.</w:t>
+      </w:r>
+    </w:p>
+    <w:p>
+      <w:pPr>
+        <w:pStyle w:val="a8"/>
+        <w:rPr>
+          <w:lang w:val="ru-RU"/>
+        </w:rPr>
+      </w:pPr>
+      <w:r>
+        <w:rPr>
+          <w:lang w:val="ru-RU"/>
+        </w:rPr>
+        <w:t xml:space="preserve">Регистрация сервисов, моделей представления и страниц выполняется в файле MauiProgram.cs с использованием встроенного контейнера внедрения зависимостей платформы .NET, что обеспечивает централизованное управление жизненным циклом компонентов.</w:t>
+      </w:r>
+    </w:p>
+    <w:p>
+      <w:pPr>
+        <w:pStyle w:val="a8"/>
+        <w:rPr>
+          <w:lang w:val="ru-RU"/>
+        </w:rPr>
+      </w:pPr>
+      <w:r>
+        <w:rPr>
+          <w:lang w:val="ru-RU"/>
+        </w:rPr>
+        <w:t xml:space="preserve">Таким образом, приложение «EatTogether» обеспечивает полный цикл коллективного планирования семейного меню — от регистрации пользователя до обработки запросов на приготовление — и удовлетворяет требованиям, сформулированным в подразделе 2.1.1.</w:t>
       </w:r>
     </w:p>
     <w:p>
@@ -9733,7 +9719,7 @@
         <w:rPr>
           <w:lang w:val="ru-RU"/>
         </w:rPr>
-        <w:t>Регистрация выполняется в следующем порядке: пользователь запускает приложение, нажимает кнопку «Регистрация» на странице входа, последовательно заполняет поля регистрационной формы, указывает пароль и его подтверждение и подтверждает регистрацию нажатием кнопки «Зарегистрироваться». При выявлении ошибок ввода данных, в том числе несоответствия пароля и его подтверждения, система отображает соответствующие сообщения и не выполняет создание учётной записи до устранения ошибок. Авторизация в системе выполняется аналогичным образом: пользователь вводит адрес электронной почты, пароль и нажимает кнопку «Войти».</w:t>
+        <w:t xml:space="preserve">Регистрация выполняется в следующем порядке: пользователь нажимает кнопку «Регистрация», заполняет поля регистрационной формы и подтверждает регистрацию кнопкой «Зарегистрироваться». При ошибках ввода система отображает сообщения и не создаёт учётную запись до их устранения. Авторизация выполняется аналогично — вводом адреса электронной почты и пароля.</w:t>
       </w:r>
     </w:p>
     <w:p>
@@ -9947,56 +9933,49 @@
         <w:rPr>
           <w:lang w:val="ru-RU"/>
         </w:rPr>
-        <w:t>Присоединение к существующей семейной группе выполняется в следующем порядке: пользователь переходит на вкладку «Семья», нажимает кнопку «У меня есть приглашение», вводит шестисимвольный идентификатор семейной группы, при необходимости заполняет поле сопроводительного сообщения и нажимает кнопку «Отправить заявку». Заявка на вступление сохраняется в коллекции «families» соответствующей семейной группы и отображается у администратора в подразделе «Запросы». После принятия заявки администратором пользователь добавляется в состав участников и получает доступ к меню и функциональным возможностям семейной группы.</w:t>
-      </w:r>
-    </w:p>
-    <w:p>
-      <w:pPr>
-        <w:pStyle w:val="a8"/>
-        <w:rPr>
-          <w:lang w:val="ru-RU"/>
-        </w:rPr>
-      </w:pPr>
-      <w:r>
-        <w:rPr>
-          <w:lang w:val="ru-RU"/>
-        </w:rPr>
-        <w:t xml:space="preserve">Формирование персональной тарелки выполняется в следующем порядке: пользователь переходит на вкладку «Меню», выбирает интересующую категорию, разворачивает требуемую подкатегорию и нажимает кнопку «В тарелку» напротив каждого выбранного блюда. После завершения выбора пользователь переходит на </w:t>
-      </w:r>
-      <w:r>
-        <w:rPr>
-          <w:lang w:val="ru-RU"/>
-        </w:rPr>
-        <w:lastRenderedPageBreak/>
-        <w:t>страницу «Моя тарелка», нажав на иконку тарелки в нижней части интерфейса меню. На указанной странице отображается перечень выбранных блюд с возможностью удаления отдельных позиций. По завершении формирования тарелки пользователь нажимает кнопку «Приготовить!», в результате чего сформированный набор сохраняется в облачной базе данных и становится доступным для рассмотрения остальными участниками семейной группы. Кнопка «Очистить тарелку» предназначена для удаления всех выбранных блюд из текущего набора без отправки запроса.</w:t>
-      </w:r>
-    </w:p>
-    <w:p>
-      <w:pPr>
-        <w:pStyle w:val="a8"/>
-        <w:rPr>
-          <w:lang w:val="ru-RU"/>
-        </w:rPr>
-      </w:pPr>
-      <w:r>
-        <w:rPr>
-          <w:lang w:val="ru-RU"/>
-        </w:rPr>
-        <w:t>Обработка поступивших тарелок выполняется в подразделе «Активность» вкладки «Семья». Каждая тарелка отображается в виде карточки с указанием имени отправителя, даты создания и индикатора статуса. По нажатию на карточку отображается состав тарелки, для каждой позиции которой доступны кнопки «Принять» и «Отклонить». Принятые позиции учитываются при формировании итогового перечня блюд для приготовления, отклонённые позиции исключаются. После обработки всех позиций тарелка переносится в соответствующий подраздел: «Принятые» либо «Отклонённые» в зависимости от итогового состояния.</w:t>
-      </w:r>
-    </w:p>
-    <w:p>
-      <w:pPr>
-        <w:pStyle w:val="a8"/>
-        <w:rPr>
-          <w:lang w:val="ru-RU"/>
-        </w:rPr>
-      </w:pPr>
-      <w:r>
-        <w:rPr>
-          <w:lang w:val="ru-RU"/>
-        </w:rPr>
-        <w:t>Настройка профиля и выбор аватара выполняются на вкладке «Профиль». Для изменения аватара пользователь нажимает на круглую область с инициалом или текущим аватаром, после чего открывается страница AvatarPickerPage. На указанной странице пользователь выбирает цвет фона из предложенной палитры и одно из предустановленных изображений, после чего нажимает кнопку «Сохранить». Сброс аватара к стандартному представлению с инициалом имени выполняется кнопкой «Сбросить аватар».</w:t>
+        <w:t xml:space="preserve">Присоединение к существующей семейной группе выполняется на вкладке «Семья» нажатием кнопки «У меня есть приглашение», вводом шестисимвольного идентификатора и отправкой заявки. После принятия заявки администратором пользователь добавляется в состав участников.</w:t>
+      </w:r>
+    </w:p>
+    <w:p>
+      <w:pPr>
+        <w:pStyle w:val="a8"/>
+        <w:rPr>
+          <w:lang w:val="ru-RU"/>
+        </w:rPr>
+      </w:pPr>
+      <w:r>
+        <w:rPr>
+          <w:lang w:val="ru-RU"/>
+        </w:rPr>
+        <w:t xml:space="preserve">Формирование персональной тарелки выполняется на вкладке «Меню»: пользователь открывает категорию, разворачивает подкатегорию и нажимает «В тарелку» напротив выбранных блюд. На странице «Моя тарелка» доступно удаление позиций и подтверждение отправки кнопкой «Приготовить!». Кнопка «Очистить тарелку» удаляет все выбранные блюда.</w:t>
+      </w:r>
+    </w:p>
+    <w:p>
+      <w:pPr>
+        <w:pStyle w:val="a8"/>
+        <w:rPr>
+          <w:lang w:val="ru-RU"/>
+        </w:rPr>
+      </w:pPr>
+      <w:r>
+        <w:rPr>
+          <w:lang w:val="ru-RU"/>
+        </w:rPr>
+        <w:t xml:space="preserve">Обработка поступивших тарелок выполняется в подразделе «Активность». Тарелка отображается карточкой с именем отправителя, датой и статусом. Для каждой позиции доступны действия «Принять» и «Отклонить»; по итогам обработки тарелка переносится в подраздел «Принятые» или «Отклонённые».</w:t>
+      </w:r>
+    </w:p>
+    <w:p>
+      <w:pPr>
+        <w:pStyle w:val="a8"/>
+        <w:rPr>
+          <w:lang w:val="ru-RU"/>
+        </w:rPr>
+      </w:pPr>
+      <w:r>
+        <w:rPr>
+          <w:lang w:val="ru-RU"/>
+        </w:rPr>
+        <w:t xml:space="preserve">Настройка профиля и выбор аватара выполняются на вкладке «Профиль». Нажатие на круглую область аватара открывает страницу AvatarPickerPage, где выбираются цвет фона и одно из предустановленных изображений; сохранение выполняется кнопкой «Сохранить», сброс — кнопкой «Сбросить аватар».</w:t>
       </w:r>
     </w:p>
     <w:p>
@@ -10119,8 +10098,7 @@
         <w:rPr>
           <w:lang w:val="ru-RU"/>
         </w:rPr>
-        <w:lastRenderedPageBreak/>
-        <w:t>Создание подкатегории выполняется в следующем порядке: редактор переходит на вкладку «Меню», выбирает требуемую категорию, нажимает кнопку добавления подкатегории, вводит её наименование и подтверждает создание. После выполнения операции подкатегория отображается в перечне подкатегорий выбранной категории. Добавление блюда выполняется по аналогичной схеме: редактор разворачивает требуемую подкатегорию, нажимает кнопку «Добавить блюдо», вводит наименование блюда и подтверждает добавление. Переименование подкатегории и блюда выполняется посредством соответствующих кнопок управления, расположенных в правой части карточки. Удаление подкатегории или блюда сопровождается подтверждением действия для предотвращения непреднамеренного удаления.</w:t>
+        <w:t xml:space="preserve">Создание подкатегории и добавление блюда выполняются на вкладке «Меню»: редактор открывает категорию, нажимает кнопку добавления, вводит наименование и подтверждает создание. Переименование и удаление выполняются соответствующими кнопками управления; удаление сопровождается подтверждением действия.</w:t>
       </w:r>
     </w:p>
     <w:p>
@@ -10262,22 +10240,21 @@
         <w:rPr>
           <w:lang w:val="ru-RU"/>
         </w:rPr>
-        <w:t>Принятие заявки на вступление выполняется в следующем порядке: администратор переходит в подраздел «Запросы», выбирает интересующую заявку и нажимает кнопку «Принять». В результате выполнения операции пользователь, направивший заявку, добавляется в состав участников семейной группы с ролью «Участник», а заявка фиксируется как принятая. Отклонение заявки выполняется кнопкой «Отклонить», в результате чего заявка фиксируется как отклонённая, а пользователь не добавляется в состав участников. Редактирование сведений о семейной группе выполняется на странице EditFamilyPage, перейти на которую можно по кнопке «Редактировать» в основной карточке семейной группы.</w:t>
-      </w:r>
-    </w:p>
-    <w:p>
-      <w:pPr>
-        <w:pStyle w:val="a8"/>
-        <w:rPr>
-          <w:lang w:val="ru-RU"/>
-        </w:rPr>
-      </w:pPr>
-      <w:r>
-        <w:rPr>
-          <w:lang w:val="ru-RU"/>
-        </w:rPr>
-        <w:lastRenderedPageBreak/>
-        <w:t>Управление участниками семейной группы выполняется в подразделе «Участники» вкладки «Семья». Для каждого участника доступны действия по повышению и понижению роли, а также по исключению из состава семейной группы. Администратор может назначить любого участника редактором или повторно вернуть его в роль участника. Передача прав администратора другому пользователю выполняется отдельным действием и сопровождается подтверждением, что обеспечивает защиту от непреднамеренной потери прав доступа.</w:t>
+        <w:t xml:space="preserve">Принятие заявки на вступление выполняется в подразделе «Запросы»: администратор выбирает заявку и нажимает «Принять» — пользователь добавляется в состав с ролью «Участник». Кнопка «Отклонить» фиксирует заявку как отклонённую. Редактирование сведений о семейной группе выполняется на странице EditFamilyPage.</w:t>
+      </w:r>
+    </w:p>
+    <w:p>
+      <w:pPr>
+        <w:pStyle w:val="a8"/>
+        <w:rPr>
+          <w:lang w:val="ru-RU"/>
+        </w:rPr>
+      </w:pPr>
+      <w:r>
+        <w:rPr>
+          <w:lang w:val="ru-RU"/>
+        </w:rPr>
+        <w:t xml:space="preserve">Управление участниками выполняется в подразделе «Участники». Администратор может повышать и понижать роль участника, исключать его из состава, а также передавать права администратора другому участнику с подтверждением действия.</w:t>
       </w:r>
     </w:p>
     <w:p>
@@ -10334,56 +10311,49 @@
         <w:rPr>
           <w:lang w:val="ru-RU"/>
         </w:rPr>
-        <w:t>Перед началом работы с вычислительной техникой выполняется внешний осмотр рабочего места и оборудования. Проверяется целостность корпусов системного блока, монитора, клавиатуры, манипулятора типа «мышь» и блока бесперебойного питания. Особое внимание уделяется состоянию шнуров электропитания, сетевых кабелей и соединительных интерфейсных кабелей. При выявлении повреждений изоляции, разъёмов и розеток дальнейшая работа не допускается до устранения выявленных недостатков квалифицированным специалистом.</w:t>
-      </w:r>
-    </w:p>
-    <w:p>
-      <w:pPr>
-        <w:pStyle w:val="a8"/>
-        <w:rPr>
-          <w:lang w:val="ru-RU"/>
-        </w:rPr>
-      </w:pPr>
-      <w:r>
-        <w:rPr>
-          <w:lang w:val="ru-RU"/>
-        </w:rPr>
-        <w:t xml:space="preserve">Включение и выключение вычислительной техники выполняется в последовательности, предусмотренной эксплуатационной документацией: </w:t>
-      </w:r>
-      <w:r>
-        <w:rPr>
-          <w:lang w:val="ru-RU"/>
-        </w:rPr>
-        <w:lastRenderedPageBreak/>
-        <w:t>первоначально включаются периферийные устройства, после чего подаётся питание на системный блок. Выключение выполняется в обратном порядке. Принудительное отключение электропитания нажатием на сетевой выключатель или извлечением вилки из розетки допускается только в случае возникновения аварийных ситуаций. Выключение через нажатие кнопки питания на корпусе системного блока без предварительного завершения операционной системы может привести к потере несохранённых данных и повреждению содержимого накопителей.</w:t>
-      </w:r>
-    </w:p>
-    <w:p>
-      <w:pPr>
-        <w:pStyle w:val="a8"/>
-        <w:rPr>
-          <w:lang w:val="ru-RU"/>
-        </w:rPr>
-      </w:pPr>
-      <w:r>
-        <w:rPr>
-          <w:lang w:val="ru-RU"/>
-        </w:rPr>
-        <w:t>Во время работы с вычислительной техникой запрещается прикасаться к разъёмам и токоведущим частям оборудования влажными руками, размещать на корпусе системного блока, монитора и клавиатуры посторонние предметы, содержащие жидкости. Не допускается самостоятельное вскрытие корпуса системного блока, замена внутренних компонентов и иные действия, связанные с нарушением целостности электрических цепей оборудования. При выявлении посторонних запахов, дыма, нехарактерных звуков или сильного нагрева работа должна быть немедленно приостановлена, оборудование обесточено, а ответственное лицо проинформировано об инциденте.</w:t>
-      </w:r>
-    </w:p>
-    <w:p>
-      <w:pPr>
-        <w:pStyle w:val="a8"/>
-        <w:rPr>
-          <w:lang w:val="ru-RU"/>
-        </w:rPr>
-      </w:pPr>
-      <w:r>
-        <w:rPr>
-          <w:lang w:val="ru-RU"/>
-        </w:rPr>
-        <w:t>При работе с вычислительной техникой соблюдается режим труда и отдыха, обеспечивающий снижение утомляемости работающего. Через каждые 45–60 минут непрерывной работы выполняется перерыв продолжительностью 10–15 минут, включающий гимнастику для глаз и комплекс упражнений для снятия статической нагрузки с мышц спины, шеи и кистей рук. По завершении рабочего дня выполняется корректное закрытие всех запущенных приложений, сохранение результатов работы, выключение операционной системы, отключение периферийного оборудования и обесточивание сетевого фильтра.</w:t>
+        <w:t xml:space="preserve">Перед началом работы выполняется внешний осмотр рабочего места и оборудования: проверяется целостность корпусов, шнуров электропитания, сетевых и интерфейсных кабелей. При выявлении повреждений изоляции или разъёмов работа не допускается до их устранения квалифицированным специалистом.</w:t>
+      </w:r>
+    </w:p>
+    <w:p>
+      <w:pPr>
+        <w:pStyle w:val="a8"/>
+        <w:rPr>
+          <w:lang w:val="ru-RU"/>
+        </w:rPr>
+      </w:pPr>
+      <w:r>
+        <w:rPr>
+          <w:lang w:val="ru-RU"/>
+        </w:rPr>
+        <w:t xml:space="preserve">Включение и выключение вычислительной техники выполняется в последовательности, предусмотренной эксплуатационной документацией: сначала включаются периферийные устройства, затем системный блок; выключение — в обратном порядке. Принудительное обесточивание допускается только при аварийных ситуациях.</w:t>
+      </w:r>
+    </w:p>
+    <w:p>
+      <w:pPr>
+        <w:pStyle w:val="a8"/>
+        <w:rPr>
+          <w:lang w:val="ru-RU"/>
+        </w:rPr>
+      </w:pPr>
+      <w:r>
+        <w:rPr>
+          <w:lang w:val="ru-RU"/>
+        </w:rPr>
+        <w:t xml:space="preserve">Во время работы запрещается прикасаться влажными руками к разъёмам и токоведущим частям, размещать на корпусе предметы с жидкостями, самостоятельно вскрывать корпус и заменять компоненты. При появлении посторонних запахов, дыма или сильного нагрева работа немедленно приостанавливается, оборудование обесточивается, ответственное лицо информируется об инциденте.</w:t>
+      </w:r>
+    </w:p>
+    <w:p>
+      <w:pPr>
+        <w:pStyle w:val="a8"/>
+        <w:rPr>
+          <w:lang w:val="ru-RU"/>
+        </w:rPr>
+      </w:pPr>
+      <w:r>
+        <w:rPr>
+          <w:lang w:val="ru-RU"/>
+        </w:rPr>
+        <w:t xml:space="preserve">При работе с вычислительной техникой соблюдается режим труда и отдыха: через каждые 45–60 минут непрерывной работы выполняется перерыв 10–15 минут с гимнастикой для глаз и упражнениями для мышц спины, шеи и кистей рук. По завершении рабочего дня все приложения корректно закрываются, оборудование обесточивается.</w:t>
       </w:r>
     </w:p>
     <w:p>
@@ -10429,7 +10399,7 @@
         <w:rPr>
           <w:lang w:val="ru-RU"/>
         </w:rPr>
-        <w:t>Профессиональная деятельность программиста относится к категории интенсивного умственного труда, характеризующегося длительным пребыванием в положении сидя, высокой концентрацией внимания и значительной нагрузкой на органы зрения. Условия труда программиста определяются совокупностью физических, психофизиологических, химических и биологических факторов производственной среды, оказывающих воздействие на работающего.</w:t>
+        <w:t xml:space="preserve">Профессиональная деятельность программиста относится к категории интенсивного умственного труда: длительное пребывание в положении сидя, высокая концентрация внимания, значительная нагрузка на органы зрения. Условия труда определяются совокупностью физических, психофизиологических, химических и биологических факторов.</w:t>
       </w:r>
     </w:p>
     <w:p>
@@ -10552,28 +10522,21 @@
         <w:rPr>
           <w:lang w:val="ru-RU"/>
         </w:rPr>
-        <w:t>К психофизиологическим факторам относятся длительное статическое напряжение скелетных мышц при работе в положении сидя, повышенная нагрузка на органы зрения вследствие необходимости постоянного восприятия информации с экрана, высокая концентрация внимания при выполнении задач программирования, отладки и тестирования программного обеспечения, а также интеллектуальные перегрузки, связанные с необходимостью одновременного удержания в памяти большого числа взаимосвязанных программных элементов.</w:t>
-      </w:r>
-    </w:p>
-    <w:p>
-      <w:pPr>
-        <w:pStyle w:val="a8"/>
-        <w:rPr>
-          <w:lang w:val="ru-RU"/>
-        </w:rPr>
-      </w:pPr>
-      <w:r>
-        <w:rPr>
-          <w:lang w:val="ru-RU"/>
-        </w:rPr>
-        <w:t xml:space="preserve">К химическим факторам относятся наличие в воздухе рабочей зоны озона и оксидов азота, выделяющихся при работе лазерных и струйных печатных устройств, а также пыли, накапливающейся на поверхностях вычислительного </w:t>
-      </w:r>
-      <w:r>
-        <w:rPr>
-          <w:lang w:val="ru-RU"/>
-        </w:rPr>
-        <w:lastRenderedPageBreak/>
-        <w:t>оборудования. К биологическим факторам относятся микроорганизмы, обнаруживаемые на поверхностях клавиатуры, манипулятора и контактных элементов оборудования при отсутствии надлежащей санитарной обработки рабочего места.</w:t>
+        <w:t xml:space="preserve">К психофизиологическим факторам относятся статическое напряжение мышц при работе сидя, повышенная нагрузка на органы зрения, высокая концентрация внимания при программировании, отладке и тестировании, а также интеллектуальные перегрузки от удержания в памяти большого числа взаимосвязанных программных элементов.</w:t>
+      </w:r>
+    </w:p>
+    <w:p>
+      <w:pPr>
+        <w:pStyle w:val="a8"/>
+        <w:rPr>
+          <w:lang w:val="ru-RU"/>
+        </w:rPr>
+      </w:pPr>
+      <w:r>
+        <w:rPr>
+          <w:lang w:val="ru-RU"/>
+        </w:rPr>
+        <w:t xml:space="preserve">К химическим факторам относятся озон и оксиды азота, выделяющиеся при работе печатных устройств, и пыль на поверхностях оборудования. К биологическим факторам — микроорганизмы на клавиатуре, манипуляторе и контактных элементах при отсутствии санитарной обработки рабочего места.</w:t>
       </w:r>
     </w:p>
     <w:p>
@@ -10696,7 +10659,7 @@
         <w:rPr>
           <w:lang w:val="ru-RU"/>
         </w:rPr>
-        <w:t>Медицинскими противопоказаниями к выполнению профессиональной деятельности программиста являются заболевания опорно-двигательного аппарата, выраженные нарушения зрения, заболевания нервной системы, заболевания сердечно-сосудистой системы в стадии обострения, а также беременность. Соблюдение перечисленных требований и ограничений снижает негативное воздействие производственных факторов и способствует сохранению работоспособности и здоровья программиста.</w:t>
+        <w:t xml:space="preserve">Медицинскими противопоказаниями к деятельности программиста являются заболевания опорно-двигательного аппарата, выраженные нарушения зрения, заболевания нервной системы и сердечно-сосудистой системы в стадии обострения, а также беременность.</w:t>
       </w:r>
     </w:p>
     <w:p>
@@ -10728,71 +10691,63 @@
         <w:rPr>
           <w:lang w:val="ru-RU"/>
         </w:rPr>
-        <w:t xml:space="preserve">Электромагнитное излучение является одним из наиболее значимых вредных производственных факторов при работе с вычислительной техникой. Источниками электромагнитного излучения на рабочем месте программиста являются мониторы, </w:t>
-      </w:r>
-      <w:r>
-        <w:rPr>
-          <w:lang w:val="ru-RU"/>
-        </w:rPr>
-        <w:lastRenderedPageBreak/>
-        <w:t>системные блоки, источники бесперебойного питания, сетевые адаптеры беспроводной передачи данных и иные периферийные устройства, содержащие активные электронные компоненты. Длительное воздействие электромагнитного излучения может приводить к повышенной утомляемости, головным болям, ухудшению концентрации внимания и ослаблению зрения работающего.</w:t>
-      </w:r>
-    </w:p>
-    <w:p>
-      <w:pPr>
-        <w:pStyle w:val="a8"/>
-        <w:rPr>
-          <w:lang w:val="ru-RU"/>
-        </w:rPr>
-      </w:pPr>
-      <w:r>
-        <w:rPr>
-          <w:lang w:val="ru-RU"/>
-        </w:rPr>
-        <w:t>Для снижения уровня воздействия электромагнитного излучения на работающего реализуется комплекс организационных и технических мероприятий. К организационным мероприятиям относятся ограничение продолжительности непрерывной работы с вычислительной техникой, обязательное соблюдение режима перерывов, размещение источников повышенного электромагнитного излучения, в том числе блоков бесперебойного питания, на расстоянии не менее 0,5 метра от рабочего места, а также соблюдение нормативного расстояния между соседними рабочими местами в условиях групповой работы.</w:t>
-      </w:r>
-    </w:p>
-    <w:p>
-      <w:pPr>
-        <w:pStyle w:val="a8"/>
-        <w:rPr>
-          <w:lang w:val="ru-RU"/>
-        </w:rPr>
-      </w:pPr>
-      <w:r>
-        <w:rPr>
-          <w:lang w:val="ru-RU"/>
-        </w:rPr>
-        <w:t>К техническим мероприятиям относятся применение современных жидкокристаллических мониторов, обеспечивающих сниженный уровень электромагнитного излучения по сравнению с устаревшими мониторами на электронно-лучевых трубках, выполнение качественного заземления вычислительной техники, использование экранированных интерфейсных кабелей и применение сертифицированных средств защиты, прошедших соответствующие испытания и имеющих подтверждение соответствия санитарно-гигиеническим нормам.</w:t>
-      </w:r>
-    </w:p>
-    <w:p>
-      <w:pPr>
-        <w:pStyle w:val="a8"/>
-        <w:rPr>
-          <w:lang w:val="ru-RU"/>
-        </w:rPr>
-      </w:pPr>
-      <w:r>
-        <w:rPr>
-          <w:lang w:val="ru-RU"/>
-        </w:rPr>
-        <w:t>Ионизирующее излучение при эксплуатации современных персональных компьютеров и мобильных устройств отсутствует, поскольку применяемая элементная база не содержит источников ионизирующего излучения. Вместе с тем при работе с устаревшими мониторами на электронно-лучевых трубках наблюдалось наличие низкоэнергетического рентгеновского излучения, обусловленного особенностями конструкции электронно-лучевой трубки. В связи с переходом на жидкокристаллические и светодиодные мониторы указанный фактор утратил практическое значение и не учитывается при оценке условий труда программиста на современном рабочем месте.</w:t>
-      </w:r>
-    </w:p>
-    <w:p>
-      <w:pPr>
-        <w:pStyle w:val="a8"/>
-        <w:rPr>
-          <w:lang w:val="ru-RU"/>
-        </w:rPr>
-      </w:pPr>
-      <w:r>
-        <w:rPr>
-          <w:lang w:val="ru-RU"/>
-        </w:rPr>
-        <w:lastRenderedPageBreak/>
-        <w:t>Контроль уровня электромагнитного излучения на рабочем месте программиста выполняется в рамках специальной оценки условий труда, результаты которой используются для определения класса условий труда и назначения, при необходимости, компенсационных мер. Совокупность перечисленных мероприятий обеспечивает поддержание уровня электромагнитного излучения в пределах, установленных действующими нормативными документами, и сохраняет работоспособность и здоровье программиста.</w:t>
+        <w:t xml:space="preserve">Электромагнитное излучение — один из наиболее значимых вредных факторов при работе с вычислительной техникой. Источниками являются мониторы, системные блоки, источники бесперебойного питания, сетевые адаптеры. Длительное воздействие может приводить к повышенной утомляемости, головным болям и ослаблению зрения.</w:t>
+      </w:r>
+    </w:p>
+    <w:p>
+      <w:pPr>
+        <w:pStyle w:val="a8"/>
+        <w:rPr>
+          <w:lang w:val="ru-RU"/>
+        </w:rPr>
+      </w:pPr>
+      <w:r>
+        <w:rPr>
+          <w:lang w:val="ru-RU"/>
+        </w:rPr>
+        <w:t xml:space="preserve">Для снижения воздействия применяется комплекс организационно-технических мероприятий: ограничение продолжительности непрерывной работы, режим перерывов, размещение источников повышенного излучения на расстоянии не менее 0,5 м от рабочего места, соблюдение нормативного расстояния между соседними рабочими местами.</w:t>
+      </w:r>
+    </w:p>
+    <w:p>
+      <w:pPr>
+        <w:pStyle w:val="a8"/>
+        <w:rPr>
+          <w:lang w:val="ru-RU"/>
+        </w:rPr>
+      </w:pPr>
+      <w:r>
+        <w:rPr>
+          <w:lang w:val="ru-RU"/>
+        </w:rPr>
+        <w:t xml:space="preserve">К техническим мероприятиям относятся применение жидкокристаллических мониторов с низким уровнем излучения, качественное заземление оборудования, использование экранированных интерфейсных кабелей и сертифицированных средств защиты, имеющих подтверждение соответствия санитарным нормам.</w:t>
+      </w:r>
+    </w:p>
+    <w:p>
+      <w:pPr>
+        <w:pStyle w:val="a8"/>
+        <w:rPr>
+          <w:lang w:val="ru-RU"/>
+        </w:rPr>
+      </w:pPr>
+      <w:r>
+        <w:rPr>
+          <w:lang w:val="ru-RU"/>
+        </w:rPr>
+        <w:t xml:space="preserve">Ионизирующее излучение при эксплуатации современных компьютеров и мобильных устройств отсутствует. У устаревших мониторов на электронно-лучевых трубках наблюдалось низкоэнергетическое рентгеновское излучение, однако в связи с переходом на жидкокристаллические и светодиодные мониторы этот фактор утратил практическое значение.</w:t>
+      </w:r>
+    </w:p>
+    <w:p>
+      <w:pPr>
+        <w:pStyle w:val="a8"/>
+        <w:rPr>
+          <w:lang w:val="ru-RU"/>
+        </w:rPr>
+      </w:pPr>
+      <w:r>
+        <w:rPr>
+          <w:lang w:val="ru-RU"/>
+        </w:rPr>
+        <w:t xml:space="preserve">Контроль уровня излучения выполняется в рамках специальной оценки условий труда, по результатам которой определяется класс условий труда и при необходимости назначаются компенсационные меры.</w:t>
       </w:r>
     </w:p>
     <w:p>
@@ -10824,7 +10779,7 @@
         <w:rPr>
           <w:lang w:val="ru-RU"/>
         </w:rPr>
-        <w:t>Эргономическая организация рабочего места программиста направлена на обеспечение удобства работы, снижение утомляемости и предупреждение профессиональных заболеваний опорно-двигательного аппарата и органов зрения. Эргономические требования распространяются на параметры рабочего стола, рабочего кресла, монитора, клавиатуры, манипулятора и освещённости рабочего места.</w:t>
+        <w:t xml:space="preserve">Эргономическая организация рабочего места программиста направлена на снижение утомляемости и предупреждение профессиональных заболеваний опорно-двигательного аппарата и органов зрения. Требования распространяются на параметры стола, кресла, монитора, клавиатуры, манипулятора и освещённости.</w:t>
       </w:r>
     </w:p>
     <w:p>
@@ -10928,77 +10883,63 @@
         <w:rPr>
           <w:lang w:val="ru-RU"/>
         </w:rPr>
-        <w:t xml:space="preserve">К рабочему креслу предъявляются следующие требования: регулировка высоты сиденья, регулировка наклона спинки, наличие подлокотников, обивка сиденья и спинки из материала, обеспечивающего достаточный воздухообмен, и устойчивая опорная конструкция, исключающая опрокидывание. Сиденье и спинка рабочего кресла должны обеспечивать поддержание физиологически рациональной </w:t>
-      </w:r>
-      <w:r>
-        <w:rPr>
-          <w:lang w:val="ru-RU"/>
-        </w:rPr>
-        <w:lastRenderedPageBreak/>
-        <w:t>рабочей позы, при которой угол между бедром и голенью составляет 90–110 градусов, а позвоночник сохраняет естественные изгибы.</w:t>
-      </w:r>
-    </w:p>
-    <w:p>
-      <w:pPr>
-        <w:pStyle w:val="a8"/>
-        <w:rPr>
-          <w:lang w:val="ru-RU"/>
-        </w:rPr>
-      </w:pPr>
-      <w:r>
-        <w:rPr>
-          <w:lang w:val="ru-RU"/>
-        </w:rPr>
-        <w:t>К монитору предъявляются следующие требования: размещение центра экрана на уровне глаз работающего или несколько ниже, расположение экрана под углом, исключающим возникновение бликов от источников искусственного и естественного освещения, наличие регулировки яркости и контраста, достаточная диагональ экрана для отображения программного кода и пользовательского интерфейса разрабатываемого приложения. Клавиатура и манипулятор размещаются на рабочей поверхности таким образом, чтобы предплечья работающего опирались на стол, а кисти рук находились в положении, исключающем длительное напряжение.</w:t>
-      </w:r>
-    </w:p>
-    <w:p>
-      <w:pPr>
-        <w:pStyle w:val="a8"/>
-        <w:rPr>
-          <w:lang w:val="ru-RU"/>
-        </w:rPr>
-      </w:pPr>
-      <w:r>
-        <w:rPr>
-          <w:lang w:val="ru-RU"/>
-        </w:rPr>
-        <w:t>Освещённость рабочего места обеспечивается совокупностью естественного и искусственного освещения. Естественное освещение должно поступать сбоку от работающего и не создавать бликов на поверхности экрана. Искусственное освещение должно быть равномерным, без выраженных перепадов яркости в пределах рабочей зоны, и обеспечивать уровень освещённости, соответствующий действующим нормативам для помещений с вычислительной техникой. Дополнительно может применяться местное освещение, обеспечивающее подсветку рабочих документов и не создающее бликов на поверхности экрана.</w:t>
-      </w:r>
-    </w:p>
-    <w:p>
-      <w:pPr>
-        <w:pStyle w:val="a8"/>
-        <w:rPr>
-          <w:lang w:val="ru-RU"/>
-        </w:rPr>
-      </w:pPr>
-      <w:r>
-        <w:rPr>
-          <w:lang w:val="ru-RU"/>
-        </w:rPr>
-        <w:t>Микроклимат на рабочем месте программиста должен соответствовать оптимальным параметрам по температуре, относительной влажности и подвижности воздуха. Поддержание оптимальных параметров микроклимата обеспечивается совокупностью средств отопления, вентиляции и кондиционирования воздуха. Регулярное проветривание помещения способствует поддержанию надлежащего качества воздуха рабочей зоны и снижает концентрацию вредных веществ, выделяющихся при работе вычислительной техники.</w:t>
-      </w:r>
-    </w:p>
-    <w:p>
-      <w:pPr>
-        <w:pStyle w:val="a8"/>
-        <w:rPr>
-          <w:lang w:val="ru-RU"/>
-        </w:rPr>
-      </w:pPr>
-      <w:r>
-        <w:rPr>
-          <w:lang w:val="ru-RU"/>
-        </w:rPr>
-        <w:t xml:space="preserve">Соблюдение перечисленных эргономических требований снижает утомляемость работающего, предупреждает развитие профессиональных заболеваний опорно-двигательного аппарата и органов зрения, а также </w:t>
-      </w:r>
-      <w:r>
-        <w:rPr>
-          <w:lang w:val="ru-RU"/>
-        </w:rPr>
-        <w:lastRenderedPageBreak/>
-        <w:t>способствует повышению производительности труда. Совместное соблюдение требований техники безопасности, условий труда, ограничений по электромагнитному излучению и эргономической организации рабочего места обеспечивает безопасные и комфортные условия выполнения работ по разработке мобильного приложения «EatTogether».</w:t>
+        <w:t xml:space="preserve">К рабочему креслу предъявляются требования: регулировка высоты сиденья и наклона спинки, наличие подлокотников, воздухопроницаемая обивка, устойчивая опорная конструкция. Сиденье и спинка должны обеспечивать рабочую позу, при которой угол между бедром и голенью составляет 90–110°.</w:t>
+      </w:r>
+    </w:p>
+    <w:p>
+      <w:pPr>
+        <w:pStyle w:val="a8"/>
+        <w:rPr>
+          <w:lang w:val="ru-RU"/>
+        </w:rPr>
+      </w:pPr>
+      <w:r>
+        <w:rPr>
+          <w:lang w:val="ru-RU"/>
+        </w:rPr>
+        <w:t xml:space="preserve">К монитору предъявляются требования: размещение центра экрана на уровне глаз или несколько ниже, расположение, исключающее блики, регулировка яркости и контраста, достаточная диагональ. Клавиатура и манипулятор размещаются так, чтобы предплечья опирались на стол, а кисти не находились в напряжении.</w:t>
+      </w:r>
+    </w:p>
+    <w:p>
+      <w:pPr>
+        <w:pStyle w:val="a8"/>
+        <w:rPr>
+          <w:lang w:val="ru-RU"/>
+        </w:rPr>
+      </w:pPr>
+      <w:r>
+        <w:rPr>
+          <w:lang w:val="ru-RU"/>
+        </w:rPr>
+        <w:t xml:space="preserve">Освещённость рабочего места обеспечивается естественным и искусственным светом. Естественный свет должен поступать сбоку и не создавать бликов. Искусственное освещение должно быть равномерным, без перепадов яркости, и соответствовать действующим нормативам для помещений с вычислительной техникой.</w:t>
+      </w:r>
+    </w:p>
+    <w:p>
+      <w:pPr>
+        <w:pStyle w:val="a8"/>
+        <w:rPr>
+          <w:lang w:val="ru-RU"/>
+        </w:rPr>
+      </w:pPr>
+      <w:r>
+        <w:rPr>
+          <w:lang w:val="ru-RU"/>
+        </w:rPr>
+        <w:t xml:space="preserve">Микроклимат должен соответствовать оптимальным параметрам по температуре, влажности и подвижности воздуха. Поддержание обеспечивается средствами отопления, вентиляции и кондиционирования; регулярное проветривание снижает концентрацию вредных веществ.</w:t>
+      </w:r>
+    </w:p>
+    <w:p>
+      <w:pPr>
+        <w:pStyle w:val="a8"/>
+        <w:rPr>
+          <w:lang w:val="ru-RU"/>
+        </w:rPr>
+      </w:pPr>
+      <w:r>
+        <w:rPr>
+          <w:lang w:val="ru-RU"/>
+        </w:rPr>
+        <w:t xml:space="preserve">Соблюдение перечисленных эргономических требований снижает утомляемость и предупреждает профессиональные заболевания. Совместно с требованиями техники безопасности и ограничениями по электромагнитному излучению они обеспечивают безопасные условия разработки приложения «EatTogether».</w:t>
       </w:r>
     </w:p>
     <w:p>
@@ -11046,105 +10987,91 @@
         <w:rPr>
           <w:lang w:val="ru-RU"/>
         </w:rPr>
-        <w:t>В первом разделе пояснительной записки выполнен анализ предметной области планирования семейного меню. Рассмотрены особенности процесса коллективного выбора блюд в условиях домашнего быта, выявлены затруднения, обусловленные отсутствием централизованного хранения сведений о доступных вариантах питания и необходимостью устного согласования. Выполнен сравнительный анализ существующих аналогов в лице приложений AnyList, Mealime и Paprika Recipe Manager, в результате которого установлено, что существующие решения ориентированы преимущественно на хранение рецептов и индивидуальное планирование питания, тогда как функция семейного выбора блюд в составе одной группы пользователей реализована ограниченно. Полученные сведения использованы для обоснования необходимости разработки специализированного программного продукта.</w:t>
-      </w:r>
-    </w:p>
-    <w:p>
-      <w:pPr>
-        <w:pStyle w:val="a8"/>
-        <w:rPr>
-          <w:lang w:val="ru-RU"/>
-        </w:rPr>
-      </w:pPr>
-      <w:r>
-        <w:rPr>
-          <w:lang w:val="ru-RU"/>
-        </w:rPr>
-        <w:t xml:space="preserve">Во втором разделе пояснительной записки выполнено проектирование и реализация мобильного приложения. В аналитической части сформулирована постановка задачи, разработан алгоритм решения поставленной задачи, построены ER-диаграмма, диаграмма вариантов использования и блок-схема алгоритма планирования меню. Обосновано применение интегрированной среды разработки Microsoft Visual Studio 2022, кроссплатформенного фреймворка .NET MAUI 8.0, языка разметки XAML, облачных сервисов Firebase Authentication и Cloud Firestore, </w:t>
-      </w:r>
-      <w:r>
-        <w:rPr>
-          <w:lang w:val="ru-RU"/>
-        </w:rPr>
-        <w:lastRenderedPageBreak/>
-        <w:t>библиотек CommunityToolkit.Mvvm и CommunityToolkit.Maui, а также языка программирования C# версии 12 в составе платформы .NET 8.</w:t>
-      </w:r>
-    </w:p>
-    <w:p>
-      <w:pPr>
-        <w:pStyle w:val="a8"/>
-        <w:rPr>
-          <w:lang w:val="ru-RU"/>
-        </w:rPr>
-      </w:pPr>
-      <w:r>
-        <w:rPr>
-          <w:lang w:val="ru-RU"/>
-        </w:rPr>
-        <w:t>В практической части разработана структура облачной базы данных в составе восьми коллекций Cloud Firestore, обеспечивающих хранение сведений о пользователях, семейных группах, категориях, подкатегориях, блюдах, тарелках и пользовательских запросах на приготовление. Реализована программная архитектура мобильного приложения с применением архитектурного шаблона MVVM и встроенного контейнера внедрения зависимостей платформы .NET. Программная часть приложения построена из трёх функциональных областей: авторизационной, прикладной и настроечной, включающих 12 страниц пользовательского интерфейса, 11 моделей представления и 13 сервисных компонентов. Описаны функциональные возможности приложения с точки зрения пользователя и разработана инструкция пользователя для ролей участника, редактора и администратора семейной группы.</w:t>
-      </w:r>
-    </w:p>
-    <w:p>
-      <w:pPr>
-        <w:pStyle w:val="a8"/>
-        <w:rPr>
-          <w:lang w:val="ru-RU"/>
-        </w:rPr>
-      </w:pPr>
-      <w:r>
-        <w:rPr>
-          <w:lang w:val="ru-RU"/>
-        </w:rPr>
-        <w:t>В разделе мероприятий по охране труда и противопожарной безопасности рассмотрены требования техники безопасности при работе с вычислительной техникой, характеристика условий труда программиста, особенности воздействия электромагнитного и ионизирующего излучений на организм работающего, а также эргономические требования к рабочему месту. Установлено, что соблюдение комплекса перечисленных требований обеспечивает безопасные условия выполнения работ по разработке мобильного приложения и сохраняет работоспособность программиста.</w:t>
-      </w:r>
-    </w:p>
-    <w:p>
-      <w:pPr>
-        <w:pStyle w:val="a8"/>
-        <w:rPr>
-          <w:lang w:val="ru-RU"/>
-        </w:rPr>
-      </w:pPr>
-      <w:r>
-        <w:rPr>
-          <w:lang w:val="ru-RU"/>
-        </w:rPr>
-        <w:t xml:space="preserve">Разработанное мобильное приложение «EatTogether» удовлетворяет функциональным и нефункциональным требованиям, сформулированным в техническом задании. Применение кроссплатформенного фреймворка .NET MAUI обеспечивает работу приложения на операционных системах Android, iOS, macOS и Windows на основе единой кодовой базы. Использование облачных сервисов Firebase обеспечивает синхронизацию данных между устройствами участников семейной группы и сохранность сведений при переустановке приложения. Минималистичный пользовательский интерфейс в бирюзово-зелёной цветовой </w:t>
-      </w:r>
-      <w:r>
-        <w:rPr>
-          <w:lang w:val="ru-RU"/>
-        </w:rPr>
-        <w:lastRenderedPageBreak/>
-        <w:t>гамме с поддержкой светлой и тёмной тем обеспечивает удобство использования приложения в различных условиях освещённости.</w:t>
-      </w:r>
-    </w:p>
-    <w:p>
-      <w:pPr>
-        <w:pStyle w:val="a8"/>
-        <w:rPr>
-          <w:lang w:val="ru-RU"/>
-        </w:rPr>
-      </w:pPr>
-      <w:r>
-        <w:rPr>
-          <w:lang w:val="ru-RU"/>
-        </w:rPr>
-        <w:t>В качестве перспектив дальнейшего развития разработанного приложения целесообразно рассмотреть публикацию приложения в магазинах мобильных приложений Google Play и App Store, расширение функциональных возможностей за счёт добавления подсчёта калорийности блюд, интеграции с сервисами доставки продуктов, реализации внутриигровой монетизации и рекламной модели, а также поддержку дополнительных языков пользовательского интерфейса. Для индивидуального предприятия «Смешнов» разработанное приложение представляет интерес как с точки зрения практического применения в рамках частной задачи планирования семейного меню, так и в качестве основы для последующего вывода продукта в открытый доступ и формирования цифрового сервиса с перспективой получения экономического эффекта.</w:t>
-      </w:r>
-    </w:p>
-    <w:p>
-      <w:pPr>
-        <w:pStyle w:val="a8"/>
-        <w:rPr>
-          <w:lang w:val="ru-RU"/>
-        </w:rPr>
-      </w:pPr>
-      <w:r>
-        <w:rPr>
-          <w:lang w:val="ru-RU"/>
-        </w:rPr>
-        <w:t>Подведя итог, можно сделать вывод о целесообразности применения разработанного мобильного приложения «EatTogether» в качестве средства автоматизации процесса планирования семейного меню. Применение приложения позволяет сократить временные затраты на согласование семейного питания, обеспечить наглядное представление перечня блюд, упорядочить процесс принятия решений о приготовлении пищи и упростить коллективное взаимодействие участников семейной группы в рамках повседневной деятельности.</w:t>
+        <w:t xml:space="preserve">В первом разделе выполнен анализ предметной области планирования семейного меню и сравнительный анализ существующих аналогов (AnyList, Mealime, Paprika Recipe Manager). Установлено, что существующие решения ориентированы преимущественно на хранение рецептов, а функция семейного выбора блюд реализована ограниченно, что обоснует разработку специализированного приложения.</w:t>
+      </w:r>
+    </w:p>
+    <w:p>
+      <w:pPr>
+        <w:pStyle w:val="a8"/>
+        <w:rPr>
+          <w:lang w:val="ru-RU"/>
+        </w:rPr>
+      </w:pPr>
+      <w:r>
+        <w:rPr>
+          <w:lang w:val="ru-RU"/>
+        </w:rPr>
+        <w:t xml:space="preserve">Во втором разделе выполнено проектирование и реализация приложения. В аналитической части сформулирована постановка задачи, разработан алгоритм её решения, построены ER-диаграмма, диаграмма вариантов использования и блок-схема. Обосновано применение Visual Studio 2022, .NET MAUI 8.0, XAML, Firebase, CommunityToolkit и языка C# 12.</w:t>
+      </w:r>
+    </w:p>
+    <w:p>
+      <w:pPr>
+        <w:pStyle w:val="a8"/>
+        <w:rPr>
+          <w:lang w:val="ru-RU"/>
+        </w:rPr>
+      </w:pPr>
+      <w:r>
+        <w:rPr>
+          <w:lang w:val="ru-RU"/>
+        </w:rPr>
+        <w:t xml:space="preserve">В практической части разработана структура облачной базы данных в составе восьми коллекций Cloud Firestore и архитектура приложения по шаблону MVVM. Программная часть включает 12 страниц, 11 моделей представления и 13 сервисных компонентов, разделённых на авторизационную, прикладную и настроечную области. Разработана инструкция пользователя для всех ролей.</w:t>
+      </w:r>
+    </w:p>
+    <w:p>
+      <w:pPr>
+        <w:pStyle w:val="a8"/>
+        <w:rPr>
+          <w:lang w:val="ru-RU"/>
+        </w:rPr>
+      </w:pPr>
+      <w:r>
+        <w:rPr>
+          <w:lang w:val="ru-RU"/>
+        </w:rPr>
+        <w:t xml:space="preserve">В разделе мероприятий по охране труда рассмотрены требования техники безопасности, характеристика условий труда программиста, воздействие электромагнитного и ионизирующего излучений и эргономические требования к рабочему месту.</w:t>
+      </w:r>
+    </w:p>
+    <w:p>
+      <w:pPr>
+        <w:pStyle w:val="a8"/>
+        <w:rPr>
+          <w:lang w:val="ru-RU"/>
+        </w:rPr>
+      </w:pPr>
+      <w:r>
+        <w:rPr>
+          <w:lang w:val="ru-RU"/>
+        </w:rPr>
+        <w:t xml:space="preserve">Разработанное приложение удовлетворяет функциональным и нефункциональным требованиям технического задания. Применение .NET MAUI обеспечивает работу на Android, iOS, macOS и Windows на единой кодовой базе; облачные сервисы Firebase — синхронизацию данных между устройствами; интерфейс в бирюзово-зелёной гамме с поддержкой светлой и тёмной тем — удобство использования.</w:t>
+      </w:r>
+    </w:p>
+    <w:p>
+      <w:pPr>
+        <w:pStyle w:val="a8"/>
+        <w:rPr>
+          <w:lang w:val="ru-RU"/>
+        </w:rPr>
+      </w:pPr>
+      <w:r>
+        <w:rPr>
+          <w:lang w:val="ru-RU"/>
+        </w:rPr>
+        <w:t xml:space="preserve">В качестве перспектив развития целесообразны: публикация в Google Play и App Store, расширение функций (подсчёт калорийности, интеграция с сервисами доставки, монетизация), поддержка дополнительных языков. Для ИП «Смешнов» приложение представляет интерес как практическое средство и основа для вывода продукта в открытый доступ.</w:t>
+      </w:r>
+    </w:p>
+    <w:p>
+      <w:pPr>
+        <w:pStyle w:val="a8"/>
+        <w:rPr>
+          <w:lang w:val="ru-RU"/>
+        </w:rPr>
+      </w:pPr>
+      <w:r>
+        <w:rPr>
+          <w:lang w:val="ru-RU"/>
+        </w:rPr>
+        <w:t xml:space="preserve">Подведя итог, можно сделать вывод о целесообразности применения приложения «EatTogether» для автоматизации планирования семейного меню: сокращаются временные затраты на согласование питания, обеспечивается наглядное представление перечня блюд, упорядочивается процесс принятия решений и упрощается коллективное взаимодействие участников семейной группы.</w:t>
       </w:r>
     </w:p>
     <w:p>
